--- a/ky/discovery-articles/4.13 Кан куюу.docx
+++ b/ky/discovery-articles/4.13 Кан куюу.docx
@@ -4,586 +4,387 @@
   <w:body>
     <w:p>
       <w:pPr>
-        <w:keepNext/>
-        <w:spacing w:before="280" w:after="120"/>
+        <w:pStyle w:val="Title"/>
+        <w:widowControl/>
       </w:pPr>
       <w:r>
-        <w:rPr>
-          <w:rFonts w:ascii="Calibri" w:hAnsi="Calibri" w:eastAsia="Calibri"/>
-          <w:b/>
-          <w:i w:val="0"/>
-          <w:color w:val="004E8C"/>
-          <w:sz w:val="44"/>
-        </w:rPr>
         <w:t>4.13 Кан куюу</w:t>
       </w:r>
     </w:p>
     <w:p>
       <w:pPr>
-        <w:spacing w:after="80"/>
+        <w:keepNext/>
+        <w:widowControl/>
       </w:pPr>
       <w:r>
         <w:rPr>
-          <w:rFonts w:ascii="Calibri" w:hAnsi="Calibri" w:eastAsia="Calibri"/>
-          <w:b w:val="0"/>
-          <w:i/>
-          <w:color w:val="505050"/>
-          <w:sz w:val="22"/>
+          <w:sz w:val="20"/>
         </w:rPr>
         <w:t>4. Медицина, биология жана коомдук саламаттык</w:t>
       </w:r>
     </w:p>
     <w:p>
       <w:pPr>
-        <w:spacing w:after="200"/>
+        <w:keepNext/>
+        <w:widowControl/>
       </w:pPr>
       <w:r>
         <w:rPr>
-          <w:rFonts w:ascii="Calibri" w:hAnsi="Calibri" w:eastAsia="Calibri"/>
-          <w:b w:val="0"/>
-          <w:i/>
-          <w:sz w:val="22"/>
+          <w:sz w:val="20"/>
         </w:rPr>
-        <w:t>Мезгил: XVII кылымдагы тажрыйбалар; XX кылымдын башы (кан топтору); XX кылымдын ортосу (кан банктары) | Негизги өкүлдөр: Жеймс Бланделл; Карл Ландштейнер; Ричард Льюисон; Бернард Фантус сыяктуу кан банкын өнүктүргөн адистер жана көптөгөн трансфузиология топтору</w:t>
+        <w:t>Мезгил: XVII кылымдагы тажрыйбалар; XX кылымдын башы (кан топтору); XX кылымдын ортосу (кан банктары) | Негизги салым кошкондор: Жеймс Бланделл; Карл Ландштейнер; Ричард Льюисон; Бернард Фантус сыяктуу кан банкынын алгачкы уюштуруучулары; көптөгөн медициналык топтор</w:t>
       </w:r>
     </w:p>
     <w:p>
       <w:pPr>
-        <w:spacing w:after="160" w:line="276" w:lineRule="auto"/>
+        <w:widowControl/>
       </w:pPr>
       <w:r>
-        <w:rPr>
-          <w:rFonts w:ascii="Calibri" w:hAnsi="Calibri" w:eastAsia="Calibri"/>
-          <w:b w:val="0"/>
-          <w:i w:val="0"/>
-          <w:sz w:val="22"/>
-        </w:rPr>
-        <w:t>Кан куюуда донордун каны бейтаптын кан айлануусуна берилип, жоготулган кан толукталат же айрым оорулар дарыланат. Кан топторун аныктоо, уюудан сактоочу заттар жана кан банктары кооптуу тажрыйбаны оорукананын кадимки куралына айландырды.</w:t>
+        <w:t>Кан куюу жоголгон канды толтуруу же ооруну дарылоо үчүн донордун канын башка адамдын кан айлануусуна өткөрөт. Кан топтору, уюуга каршы заттар жана банктар кооптуу тажрыйбаны оорукананын стандарттуу куралына айландырган.</w:t>
       </w:r>
     </w:p>
     <w:p>
       <w:pPr>
-        <w:keepNext/>
-        <w:spacing w:before="240" w:after="120"/>
+        <w:pStyle w:val="Heading1"/>
+        <w:widowControl/>
       </w:pPr>
       <w:r>
-        <w:rPr>
-          <w:rFonts w:ascii="Calibri" w:hAnsi="Calibri" w:eastAsia="Calibri"/>
-          <w:b/>
-          <w:i w:val="0"/>
-          <w:color w:val="004E8C"/>
-          <w:sz w:val="28"/>
-        </w:rPr>
-        <w:t>Негизги фактылар</w:t>
+        <w:t>Негизги маалыматтар</w:t>
       </w:r>
     </w:p>
     <w:p>
       <w:pPr>
         <w:pStyle w:val="ListBullet"/>
+        <w:widowControl/>
       </w:pPr>
       <w:r>
-        <w:rPr>
-          <w:rFonts w:ascii="Calibri" w:hAnsi="Calibri" w:eastAsia="Calibri"/>
-          <w:b w:val="0"/>
-          <w:i w:val="0"/>
-          <w:sz w:val="22"/>
-        </w:rPr>
-        <w:t>Кан топтору ачылганга чейин жаныбардан адамга жана адамдан адамга кан куюу тажрыйбалары көп учурда өлүм менен аяктаган</w:t>
+        <w:t>Кан тобу аныктала электеги жаныбардан адамга жана адамдан адамга куюу тажрыйбалары көп учурда өлүмгө алып келген.</w:t>
       </w:r>
     </w:p>
     <w:p>
       <w:pPr>
         <w:pStyle w:val="ListBullet"/>
+        <w:widowControl/>
       </w:pPr>
       <w:r>
-        <w:rPr>
-          <w:rFonts w:ascii="Calibri" w:hAnsi="Calibri" w:eastAsia="Calibri"/>
-          <w:b w:val="0"/>
-          <w:i w:val="0"/>
-          <w:sz w:val="22"/>
-        </w:rPr>
-        <w:t>Карл Ландштейнер 1901-жылы ABO кан топторун сүрөттөп, көптөгөн шайкешсиздиктин себебин түшүндүргөн</w:t>
+        <w:t>Карл Ландштейнер 1901-жылы ABO кан топторун сүрөттөп, көп шайкешсиздикти түшүндүргөн.</w:t>
       </w:r>
     </w:p>
     <w:p>
       <w:pPr>
         <w:pStyle w:val="ListBullet"/>
+        <w:widowControl/>
       </w:pPr>
       <w:r>
-        <w:rPr>
-          <w:rFonts w:ascii="Calibri" w:hAnsi="Calibri" w:eastAsia="Calibri"/>
-          <w:b w:val="0"/>
-          <w:i w:val="0"/>
-          <w:sz w:val="22"/>
-        </w:rPr>
-        <w:t>Натрий цитраты жана башка антикоагулянттар канды организмден тышкары кыска убакыт сактоого мүмкүндүк берген</w:t>
+        <w:t>Натрий цитраты жана башка уюуга каршы заттар канды денеден тышкары бир аз убакыт сактоого шарт түзгөн.</w:t>
       </w:r>
     </w:p>
     <w:p>
       <w:pPr>
         <w:pStyle w:val="ListBullet"/>
+        <w:widowControl/>
       </w:pPr>
       <w:r>
-        <w:rPr>
-          <w:rFonts w:ascii="Calibri" w:hAnsi="Calibri" w:eastAsia="Calibri"/>
-          <w:b w:val="0"/>
-          <w:i w:val="0"/>
-          <w:sz w:val="22"/>
-        </w:rPr>
-        <w:t>Кан банктары топту аныктоо, сактоо жана согуш маалында ири өлчөмдө камсыз кылуу иштерин уюштурган</w:t>
+        <w:t>Кан банктары топ аныктоону, сактоону жана согуштагы камсыздоону кеңири уюштурган.</w:t>
       </w:r>
     </w:p>
     <w:p>
       <w:pPr>
         <w:pStyle w:val="ListBullet"/>
+        <w:widowControl/>
       </w:pPr>
       <w:r>
-        <w:rPr>
-          <w:rFonts w:ascii="Calibri" w:hAnsi="Calibri" w:eastAsia="Calibri"/>
-          <w:b w:val="0"/>
-          <w:i w:val="0"/>
-          <w:sz w:val="22"/>
-        </w:rPr>
-        <w:t>Кийин оору козгогучтарды текшерүү донордук канды бейтап үчүн коопсузураак кылган</w:t>
+        <w:t>Кийин козгогучтарга текшерүү кан алган бейтаптар үчүн коопсуздукту жакшырткан.</w:t>
       </w:r>
     </w:p>
     <w:p>
       <w:pPr>
-        <w:keepNext/>
-        <w:spacing w:before="240" w:after="120"/>
+        <w:pStyle w:val="Heading1"/>
+        <w:widowControl/>
       </w:pPr>
       <w:r>
-        <w:rPr>
-          <w:rFonts w:ascii="Calibri" w:hAnsi="Calibri" w:eastAsia="Calibri"/>
-          <w:b/>
-          <w:i w:val="0"/>
-          <w:color w:val="004E8C"/>
-          <w:sz w:val="28"/>
-        </w:rPr>
-        <w:t>Бул эмне</w:t>
+        <w:t>Бул эмне?</w:t>
       </w:r>
     </w:p>
     <w:p>
       <w:pPr>
-        <w:spacing w:after="160" w:line="276" w:lineRule="auto"/>
+        <w:widowControl/>
       </w:pPr>
       <w:r>
-        <w:rPr>
-          <w:rFonts w:ascii="Calibri" w:hAnsi="Calibri" w:eastAsia="Calibri"/>
-          <w:b w:val="0"/>
-          <w:i w:val="0"/>
-          <w:sz w:val="22"/>
-        </w:rPr>
-        <w:t>Кан куюу — бүтүндөй канды же анын бөлүнгөн компоненттерин, мисалы эритроциттерди, плазманы жана тромбоциттерди бейтаптын венасына берүү. Шайкештик текшерүүсү донор менен алуучуну туура дал келтирип, бөтөн клеткаларга каршы иммундук чабуулдун алдын алат. Антикоагулянттар жана муздакта сактоо донор бергенден бейтапка куйганга чейин канды жарактуу кармайт. Жөнөкөй айтканда, бул башка адамдын жашоо дарыясын бир аз убакытка карызга алуу. Ыкма иммунологияны, стерилдүүлүктү жана логистиканы бириктирет.</w:t>
+        <w:t>Кан куюуда бүт кан же анын бөлүктөрү — кызыл кан клеткалары, плазма, тромбоциттер — бейтаптын венасына берилет. Бөтөн клеткага иммундук чабуул болбошу үчүн донор менен алуучунун шайкештиги текшерилет. Уюуга каршы заттар жана муздакта сактоо канды алынгандан куюлганга чейин жарамдуу кармайт. Бул башка дененин жашоо агымынан убактылуу карыз алганга окшош. Ыкма иммунологияны, стерилдүү ишти жана жеткирүүнү бириктирет.</w:t>
       </w:r>
     </w:p>
     <w:p>
       <w:pPr>
-        <w:keepNext/>
-        <w:spacing w:before="240" w:after="120"/>
+        <w:pStyle w:val="Heading1"/>
+        <w:widowControl/>
       </w:pPr>
       <w:r>
-        <w:rPr>
-          <w:rFonts w:ascii="Calibri" w:hAnsi="Calibri" w:eastAsia="Calibri"/>
-          <w:b/>
-          <w:i w:val="0"/>
-          <w:color w:val="004E8C"/>
-          <w:sz w:val="28"/>
-        </w:rPr>
-        <w:t>Аны ким ачкан же ойлоп тапкан</w:t>
+        <w:t xml:space="preserve">Ким ойлоп тапкан</w:t>
       </w:r>
     </w:p>
     <w:p>
       <w:pPr>
-        <w:spacing w:after="160" w:line="276" w:lineRule="auto"/>
+        <w:widowControl/>
       </w:pPr>
       <w:r>
-        <w:rPr>
-          <w:rFonts w:ascii="Calibri" w:hAnsi="Calibri" w:eastAsia="Calibri"/>
-          <w:b w:val="0"/>
-          <w:i w:val="0"/>
-          <w:sz w:val="22"/>
-        </w:rPr>
-        <w:t>XVII кылымдагы окумуштуулар жаныбардын канын адамга куюп көрүшкөн, бирок натыйжасы көп учурда кайгылуу болгон. XIX кылымдын башында Жеймс Бланделл төрөттөн кан кеткен аялдарга адамдан адамга кан куюуну кайра колдонгон. Ландштейнердин кан топторун ачышы донорду илимий негизде дал келтирүүгө жол ачып, кийин Rh жана башка тутумдар табылган. Льюисон жана замандаштары цитрат менен канды уюудан сактоону жайылтышса, Фантус жана согуш мезгилиндеги кызматтар кан банктарын түзгөн. Акысыз же акы төлөнүп кан берген донорлор да бул тутумдун үнсүз тең авторлору. Коопсуздук чынжырынан турган бул дарылоо жалгыз каарманга таандык эмес.</w:t>
+        <w:t>XVII кылымдагы изилдөөчүлөр жаныбар канын сынап, кайгылуу натыйжаларга туш болгон. Жеймс Бланделл XIX кылымдын башында төрөттөн кийинки кан кетүүгө каршы адамдан адамга куюуну кайра жандандырган. Ландштейнердин топторду ачышы негиздүү дал келтирүүгө жол ачкан; башкалар резус — Rh — жана кийинки системаларды аныктаган. Льюисон жана замандаштары цитрат менен уюуну токтотууну жайылткан; Фантус жана согуш кызматтары банктарды курган. Акысыз да, акыга да кан берген донорлор бул тарыхтын тынч катышуучулары. Коопсуздук чараларынын чынжырынан турган дарылоо бир каарманга таандык эмес.</w:t>
       </w:r>
     </w:p>
     <w:p>
       <w:pPr>
-        <w:keepNext/>
-        <w:spacing w:before="240" w:after="120"/>
+        <w:pStyle w:val="Heading1"/>
+        <w:widowControl/>
       </w:pPr>
       <w:r>
-        <w:rPr>
-          <w:rFonts w:ascii="Calibri" w:hAnsi="Calibri" w:eastAsia="Calibri"/>
-          <w:b/>
-          <w:i w:val="0"/>
-          <w:color w:val="004E8C"/>
-          <w:sz w:val="28"/>
-        </w:rPr>
-        <w:t>Качан жана кантип пайда болгон</w:t>
+        <w:t>Качан жана кантип пайда болгон?</w:t>
       </w:r>
     </w:p>
     <w:p>
       <w:pPr>
-        <w:spacing w:after="160" w:line="276" w:lineRule="auto"/>
+        <w:widowControl/>
       </w:pPr>
       <w:r>
-        <w:rPr>
-          <w:rFonts w:ascii="Calibri" w:hAnsi="Calibri" w:eastAsia="Calibri"/>
-          <w:b w:val="0"/>
-          <w:i w:val="0"/>
-          <w:sz w:val="22"/>
-        </w:rPr>
-        <w:t>Илимий шайкештик аныкталганга чейин кан куюу анда-санда гана жүргүзүлгөн. 1901-жылдан кийин кан тобун аныктоо акырындап практикага кирип, Биринчи жана Экинчи дүйнөлүк согуш канды сактоо менен компоненттерге бөлүүнү тездетти. Пластик каптар, муздаткыч жана козгогучтарга тест жүргүзүү кызматты кесипкөй деңгээлге чыгарды. СПИД доорундагы кризис текшерүүнү катуулатып, коомдук жоопкерчиликти күчөттү. Ыкманын жайылышы хирургиялык муктаждыкка эле эмес, лабораториялык мүмкүнчүлүккө да көз каранды болду. Тарых айласыз колдонулган шприцтен штрихкод менен көзөмөлдөнгөн кан бирдигине чейин жетти.</w:t>
+        <w:t>Илимий шайкештөөдөн мурда сейрек кан куюулар болгон. 1901-жылдан кийин топ аныктоо практикага акырын кирген; Биринчи жана Экинчи дүйнөлүк согуштар сактоону жана бөлүктөрдү колдонууну тездеткен. Пластик баштык, муздатуу жана козгогуч тесттери кызматтарды кесипкөйлөштүргөн. Жугуштуу иммундук жетишсиздик синдрому — СПИД — доорундагы кризистер текшерүүнү күчөтүп, коомдук жоопкерчиликти талап кылган. Жайылышына хирургиялык муктаждыктан кем эмес лаборатория мүмкүнчүлүгү таасир эткен. Жол айласыз шприцтен штрихкод менен көзөмөлдөнгөн кан бирдигине чейин келген.</w:t>
       </w:r>
     </w:p>
     <w:p>
       <w:pPr>
-        <w:keepNext/>
-        <w:spacing w:before="240" w:after="120"/>
+        <w:pStyle w:val="Heading1"/>
+        <w:widowControl/>
       </w:pPr>
       <w:r>
-        <w:rPr>
-          <w:rFonts w:ascii="Calibri" w:hAnsi="Calibri" w:eastAsia="Calibri"/>
-          <w:b/>
-          <w:i w:val="0"/>
-          <w:color w:val="004E8C"/>
-          <w:sz w:val="28"/>
-        </w:rPr>
-        <w:t>Илимий жактан мааниси</w:t>
+        <w:t>Илим үчүн мааниси</w:t>
       </w:r>
     </w:p>
     <w:p>
       <w:pPr>
-        <w:spacing w:after="160" w:line="276" w:lineRule="auto"/>
+        <w:widowControl/>
       </w:pPr>
       <w:r>
-        <w:rPr>
-          <w:rFonts w:ascii="Calibri" w:hAnsi="Calibri" w:eastAsia="Calibri"/>
-          <w:b w:val="0"/>
-          <w:i w:val="0"/>
-          <w:sz w:val="22"/>
-        </w:rPr>
-        <w:t>Трансфузиология — иммунология менен гематологиянын колдонмо тармагы: антигендер, антителолор, кайчылаш сыноо жана туура келбеген клеткалардын бузулушу ушул жерде изилденет. Ал кан бирдей суюктук эмес, белгилүү топторго бөлүнгөн тирүү ткань экенин үйрөттү. Сактоо илими клеткалардын жашоого жөндөмдүүлүгү менен бактериялык коркунучтун тең салмагын карайт. Донор аркылуу жуга турган оорулардын эпидемиологиясы улуттук тест панелдерин калыптандырды. Ландштейнердин картасы болбосо, ар бир кан куюу дарылоо атын жамынган тобокел оюн болмок.</w:t>
+        <w:t>Кан куюу медицинасы — колдонмо иммунология жана канды изилдеген гематология. Анда антигендер, антителолор, кайчылаш шайкештик сыноосу жана туура келбеген клеткалардын бузулушу маанилүү. Кан бирдей суюктук эмес, топтору бар ткань экени түшүнүлгөн. Сактоо илими клетканын жашоосун бактерия коркунучу менен теңдейт. Донорлордун козгогучтары тууралуу эпидемиология улуттук тест топтомдоруна таасир эткен. Ландштейнердин картасы жокто ар бир куюу жардам түрүндөгү кокус тобокелдик болгон.</w:t>
       </w:r>
     </w:p>
     <w:p>
       <w:pPr>
-        <w:keepNext/>
-        <w:spacing w:before="240" w:after="120"/>
+        <w:pStyle w:val="Heading1"/>
+        <w:widowControl/>
       </w:pPr>
       <w:r>
-        <w:rPr>
-          <w:rFonts w:ascii="Calibri" w:hAnsi="Calibri" w:eastAsia="Calibri"/>
-          <w:b/>
-          <w:i w:val="0"/>
-          <w:color w:val="004E8C"/>
-          <w:sz w:val="28"/>
-        </w:rPr>
-        <w:t>Кийинки өнүгүүлөргө тийгизген таасири</w:t>
+        <w:t>Кийинки өнүгүүгө тийгизген таасири</w:t>
       </w:r>
     </w:p>
     <w:p>
       <w:pPr>
-        <w:spacing w:after="160" w:line="276" w:lineRule="auto"/>
+        <w:widowControl/>
       </w:pPr>
       <w:r>
-        <w:rPr>
-          <w:rFonts w:ascii="Calibri" w:hAnsi="Calibri" w:eastAsia="Calibri"/>
-          <w:b w:val="0"/>
-          <w:i w:val="0"/>
-          <w:sz w:val="22"/>
-        </w:rPr>
-        <w:t>Хирургия, жаракатты дарылоо, ракка каршы химиотерапия жана акушерлик ишенимдүү кан камсыздоого таянат. Плазманы бөлүү аркылуу кан уюу факторлору жана иммуноглобулиндер алынган. Аферез жана компоненттик терапия бейтапка керектүү бөлүктү гана берүүгө мүмкүндүк берди. Орган көчүрүү менен жүрөк-өпкө аппараттары кан куюудан өнүккөн шайкештик түшүнүгүн колдонушат. Синтетикалык кычкылтек ташыгычтар азырынча донордук тутумдун жанындагы келечек максат бойдон калууда.</w:t>
+        <w:t>Хирургия, жаракат жардамы, рак химиотерапиясы жана төрөт медицинасы ишенимдүү кан запасына таянат. Плазманы бөлүктөргө ажыратуу уюу факторлорун жана иммуноглобулиндерди берген. Аферез — кандын керектүү бөлүгүн бөлүп алуу — жана компоненттик дарылоо бейтапка эмне берилерин тактаган. Орган көчүрүү жана жүрөк-өпкө машиналары шайкештик ой жүгүртүүсүн мурастаган. Жасалма кычкылтек ташуучуларды издөө уланса да, донор системасы негизги бойдон калат.</w:t>
       </w:r>
     </w:p>
     <w:p>
       <w:pPr>
-        <w:keepNext/>
-        <w:spacing w:before="240" w:after="120"/>
+        <w:pStyle w:val="Heading1"/>
+        <w:widowControl/>
       </w:pPr>
       <w:r>
-        <w:rPr>
-          <w:rFonts w:ascii="Calibri" w:hAnsi="Calibri" w:eastAsia="Calibri"/>
-          <w:b/>
-          <w:i w:val="0"/>
-          <w:color w:val="004E8C"/>
-          <w:sz w:val="28"/>
-        </w:rPr>
-        <w:t>Адамдардын жашоосун кантип өзгөрткөн</w:t>
+        <w:t>Адамдардын жашоосун кантип өзгөрткөн?</w:t>
       </w:r>
     </w:p>
     <w:p>
       <w:pPr>
-        <w:spacing w:after="160" w:line="276" w:lineRule="auto"/>
+        <w:widowControl/>
       </w:pPr>
       <w:r>
-        <w:rPr>
-          <w:rFonts w:ascii="Calibri" w:hAnsi="Calibri" w:eastAsia="Calibri"/>
-          <w:b w:val="0"/>
-          <w:i w:val="0"/>
-          <w:sz w:val="22"/>
-        </w:rPr>
-        <w:t>Катуу кан кетүү жана аз кандуулук менен аман калуу мүмкүнчүлүгү өстү, пландуу операциялар кеңейди. Донордук кампаниялар жарандык салтка айланып, айрым учурда негизсиз басмырлоо да жаратты. Кан алган адамдарда сейрек болсо да реакция жана инфекция коркунучу бар. Үй-бүлөлөр кан тобун жөн гана кызык маалымат эмес, өмүр менен өлүмгө таасир эткен белги катары билишет. Оорукананын коридорундагы кан толгон каптар — бейтааныш адамды башка бирөөнүн каны сактап жатканын билдирген үнсүз кыймыл.</w:t>
+        <w:t>Кан кетүү менен аз кандуулуктан аман калуу көбөйгөн; пландуу хирургия кеңейген. Донордук кампаниялар коомдук салтты, кээде басмырлоону же четтетүүнү жараткан. Кан алгандар сейрек, бирок чыныгы реакция жана инфекция тобокелдиги менен жашайт. Үй-бүлөлөр кан тобун жөнөкөй жеке маалымат катары билгени менен анын өмүр чечкен мааниси бар. Оорукана коридорлорундагы тынч баштык агымы бирөөнүн каны бейтааныш адамды тирүү кармап жатканын билдирет.</w:t>
       </w:r>
     </w:p>
     <w:p>
       <w:pPr>
-        <w:keepNext/>
-        <w:spacing w:before="240" w:after="120"/>
+        <w:pStyle w:val="Heading1"/>
+        <w:widowControl/>
       </w:pPr>
       <w:r>
-        <w:rPr>
-          <w:rFonts w:ascii="Calibri" w:hAnsi="Calibri" w:eastAsia="Calibri"/>
-          <w:b/>
-          <w:i w:val="0"/>
-          <w:color w:val="004E8C"/>
-          <w:sz w:val="28"/>
-        </w:rPr>
-        <w:t>Булактар жана шилтемелер</w:t>
+        <w:t>Булактар жана кошумча окуу</w:t>
       </w:r>
     </w:p>
     <w:p>
       <w:pPr>
-        <w:keepNext/>
-        <w:spacing w:before="240" w:after="120"/>
+        <w:pStyle w:val="Heading2"/>
+        <w:widowControl/>
       </w:pPr>
       <w:r>
         <w:rPr>
-          <w:rFonts w:ascii="Calibri" w:hAnsi="Calibri" w:eastAsia="Calibri"/>
-          <w:b/>
-          <w:i w:val="0"/>
-          <w:color w:val="004E8C"/>
-          <w:sz w:val="24"/>
+          <w:sz w:val="20"/>
         </w:rPr>
-        <w:t>B. Рецензияланган макалалар жана түп нуска илимий эмгектер</w:t>
+        <w:t>Адистердин кароосунан өткөн жана баштапкы илимий макалалар</w:t>
       </w:r>
     </w:p>
     <w:p>
       <w:pPr>
-        <w:spacing w:after="80"/>
-        <w:ind w:left="360"/>
+        <w:widowControl/>
       </w:pPr>
       <w:r>
         <w:rPr>
-          <w:rFonts w:ascii="Calibri" w:hAnsi="Calibri" w:eastAsia="Calibri"/>
-          <w:b w:val="0"/>
-          <w:i w:val="0"/>
-          <w:sz w:val="22"/>
+          <w:sz w:val="20"/>
         </w:rPr>
-        <w:t>1. Giangrande, Paul L. F. «The history of blood transfusion». British Journal of Haematology 110 (2000): 758–767.</w:t>
-      </w:r>
-      <w:r>
-        <w:rPr>
-          <w:rFonts w:ascii="Calibri" w:hAnsi="Calibri" w:eastAsia="Calibri"/>
-          <w:b w:val="0"/>
-          <w:i w:val="0"/>
-          <w:sz w:val="22"/>
-        </w:rPr>
-        <w:t xml:space="preserve"> </w:t>
+        <w:t xml:space="preserve">1. Giangrande, Paul L. F. 'The history of blood transfusion.' British Journal of Haematology 110 (2000): 758-767. </w:t>
       </w:r>
       <w:hyperlink r:id="rId9">
         <w:r>
           <w:rPr>
-            <w:rFonts w:ascii="Calibri" w:hAnsi="Calibri" w:eastAsia="Calibri"/>
-            <w:b w:val="0"/>
-            <w:i w:val="0"/>
-            <w:sz w:val="22"/>
-            <w:color w:val="0563C1"/>
-            <w:u w:val="single"/>
+            <w:sz w:val="20"/>
           </w:rPr>
           <w:t>https://onlinelibrary.wiley.com/doi/10.1046/j.1365-2141.2000.02139.x</w:t>
         </w:r>
       </w:hyperlink>
-    </w:p>
-    <w:p>
-      <w:pPr>
-        <w:keepNext/>
-        <w:spacing w:before="240" w:after="120"/>
-      </w:pPr>
       <w:r>
         <w:rPr>
-          <w:rFonts w:ascii="Calibri" w:hAnsi="Calibri" w:eastAsia="Calibri"/>
-          <w:b/>
-          <w:i w:val="0"/>
-          <w:color w:val="004E8C"/>
-          <w:sz w:val="24"/>
+          <w:sz w:val="20"/>
         </w:rPr>
-        <w:t>C. Мекемелердин материалдары жана энциклопедиялык булактар</w:t>
       </w:r>
     </w:p>
     <w:p>
       <w:pPr>
-        <w:spacing w:after="80"/>
-        <w:ind w:left="360"/>
+        <w:pStyle w:val="Heading2"/>
+        <w:widowControl/>
       </w:pPr>
       <w:r>
         <w:rPr>
-          <w:rFonts w:ascii="Calibri" w:hAnsi="Calibri" w:eastAsia="Calibri"/>
-          <w:b w:val="0"/>
-          <w:i w:val="0"/>
-          <w:sz w:val="22"/>
+          <w:sz w:val="20"/>
         </w:rPr>
-        <w:t>1. Encyclopaedia Britannica. «Кан куюу».</w:t>
+        <w:t>Уюмдардын жана энциклопедиялардын материалдары</w:t>
       </w:r>
+    </w:p>
+    <w:p>
+      <w:pPr>
+        <w:widowControl/>
+      </w:pPr>
       <w:r>
         <w:rPr>
-          <w:rFonts w:ascii="Calibri" w:hAnsi="Calibri" w:eastAsia="Calibri"/>
-          <w:b w:val="0"/>
-          <w:i w:val="0"/>
-          <w:sz w:val="22"/>
+          <w:sz w:val="20"/>
         </w:rPr>
-        <w:t xml:space="preserve"> </w:t>
+        <w:t xml:space="preserve">1. Encyclopaedia Britannica. 'Blood transfusion.' </w:t>
       </w:r>
       <w:hyperlink r:id="rId10">
         <w:r>
           <w:rPr>
-            <w:rFonts w:ascii="Calibri" w:hAnsi="Calibri" w:eastAsia="Calibri"/>
-            <w:b w:val="0"/>
-            <w:i w:val="0"/>
-            <w:sz w:val="22"/>
-            <w:color w:val="0563C1"/>
-            <w:u w:val="single"/>
+            <w:sz w:val="20"/>
           </w:rPr>
           <w:t>https://www.britannica.com/science/blood-transfusion</w:t>
         </w:r>
       </w:hyperlink>
+      <w:r>
+        <w:rPr>
+          <w:sz w:val="20"/>
+        </w:rPr>
+      </w:r>
     </w:p>
     <w:p>
       <w:pPr>
-        <w:spacing w:after="80"/>
-        <w:ind w:left="360"/>
+        <w:widowControl/>
       </w:pPr>
       <w:r>
         <w:rPr>
-          <w:rFonts w:ascii="Calibri" w:hAnsi="Calibri" w:eastAsia="Calibri"/>
-          <w:b w:val="0"/>
-          <w:i w:val="0"/>
-          <w:sz w:val="22"/>
+          <w:sz w:val="20"/>
         </w:rPr>
-        <w:t>2. Encyclopaedia Britannica. «Карл Ландштейнер».</w:t>
-      </w:r>
-      <w:r>
-        <w:rPr>
-          <w:rFonts w:ascii="Calibri" w:hAnsi="Calibri" w:eastAsia="Calibri"/>
-          <w:b w:val="0"/>
-          <w:i w:val="0"/>
-          <w:sz w:val="22"/>
-        </w:rPr>
-        <w:t xml:space="preserve"> </w:t>
+        <w:t xml:space="preserve">2. Encyclopaedia Britannica. 'Karl Landsteiner.' </w:t>
       </w:r>
       <w:hyperlink r:id="rId11">
         <w:r>
           <w:rPr>
-            <w:rFonts w:ascii="Calibri" w:hAnsi="Calibri" w:eastAsia="Calibri"/>
-            <w:b w:val="0"/>
-            <w:i w:val="0"/>
-            <w:sz w:val="22"/>
-            <w:color w:val="0563C1"/>
-            <w:u w:val="single"/>
+            <w:sz w:val="20"/>
           </w:rPr>
           <w:t>https://www.britannica.com/biography/Karl-Landsteiner</w:t>
         </w:r>
       </w:hyperlink>
-    </w:p>
-    <w:p>
-      <w:pPr>
-        <w:keepNext/>
-        <w:spacing w:before="240" w:after="120"/>
-      </w:pPr>
       <w:r>
         <w:rPr>
-          <w:rFonts w:ascii="Calibri" w:hAnsi="Calibri" w:eastAsia="Calibri"/>
-          <w:b/>
-          <w:i w:val="0"/>
-          <w:color w:val="004E8C"/>
-          <w:sz w:val="24"/>
+          <w:sz w:val="20"/>
         </w:rPr>
-        <w:t>D. Музейлердин, архивдердин жана китепканалардын материалдары</w:t>
       </w:r>
     </w:p>
     <w:p>
       <w:pPr>
-        <w:spacing w:after="80"/>
-        <w:ind w:left="360"/>
+        <w:pStyle w:val="Heading2"/>
+        <w:widowControl/>
       </w:pPr>
       <w:r>
         <w:rPr>
-          <w:rFonts w:ascii="Calibri" w:hAnsi="Calibri" w:eastAsia="Calibri"/>
-          <w:b w:val="0"/>
-          <w:i w:val="0"/>
-          <w:sz w:val="22"/>
+          <w:sz w:val="20"/>
         </w:rPr>
-        <w:t>1. American Red Cross. Кан донорлугунун жана кан куюу кызматынын тарыхы.</w:t>
+        <w:t>Музейлердин, архивдердин жана китепканалардын материалдары</w:t>
       </w:r>
+    </w:p>
+    <w:p>
+      <w:pPr>
+        <w:widowControl/>
+      </w:pPr>
       <w:r>
         <w:rPr>
-          <w:rFonts w:ascii="Calibri" w:hAnsi="Calibri" w:eastAsia="Calibri"/>
-          <w:b w:val="0"/>
-          <w:i w:val="0"/>
-          <w:sz w:val="22"/>
+          <w:sz w:val="20"/>
         </w:rPr>
-        <w:t xml:space="preserve"> </w:t>
+        <w:t xml:space="preserve">1. American Red Cross. History of blood donation and transfusion services. </w:t>
       </w:r>
       <w:hyperlink r:id="rId12">
         <w:r>
           <w:rPr>
-            <w:rFonts w:ascii="Calibri" w:hAnsi="Calibri" w:eastAsia="Calibri"/>
-            <w:b w:val="0"/>
-            <w:i w:val="0"/>
-            <w:sz w:val="22"/>
-            <w:color w:val="0563C1"/>
-            <w:u w:val="single"/>
+            <w:sz w:val="20"/>
           </w:rPr>
           <w:t>https://www.redcrossblood.org/local-homepage/news/article/blood-donation-history.html</w:t>
         </w:r>
       </w:hyperlink>
+      <w:r>
+        <w:rPr>
+          <w:sz w:val="20"/>
+        </w:rPr>
+      </w:r>
     </w:p>
     <w:p>
       <w:pPr>
-        <w:spacing w:after="80"/>
-        <w:ind w:left="360"/>
+        <w:widowControl/>
       </w:pPr>
       <w:r>
         <w:rPr>
-          <w:rFonts w:ascii="Calibri" w:hAnsi="Calibri" w:eastAsia="Calibri"/>
-          <w:b w:val="0"/>
-          <w:i w:val="0"/>
-          <w:sz w:val="22"/>
+          <w:sz w:val="20"/>
         </w:rPr>
-        <w:t>2. Nobel Prize. Карл Ландштейнер (1930) тууралуу маалымат.</w:t>
-      </w:r>
-      <w:r>
-        <w:rPr>
-          <w:rFonts w:ascii="Calibri" w:hAnsi="Calibri" w:eastAsia="Calibri"/>
-          <w:b w:val="0"/>
-          <w:i w:val="0"/>
-          <w:sz w:val="22"/>
-        </w:rPr>
-        <w:t xml:space="preserve"> </w:t>
+        <w:t xml:space="preserve">2. Nobel Prize. Karl Landsteiner (1930) facts. </w:t>
       </w:r>
       <w:hyperlink r:id="rId13">
         <w:r>
           <w:rPr>
-            <w:rFonts w:ascii="Calibri" w:hAnsi="Calibri" w:eastAsia="Calibri"/>
-            <w:b w:val="0"/>
-            <w:i w:val="0"/>
-            <w:sz w:val="22"/>
-            <w:color w:val="0563C1"/>
-            <w:u w:val="single"/>
+            <w:sz w:val="20"/>
           </w:rPr>
           <w:t>https://www.nobelprize.org/prizes/medicine/1930/landsteiner/facts/</w:t>
         </w:r>
       </w:hyperlink>
+      <w:r>
+        <w:rPr>
+          <w:sz w:val="20"/>
+        </w:rPr>
+      </w:r>
     </w:p>
     <w:sectPr>
-      <w:pgSz w:w="12240" w:h="15840"/>
-      <w:pgMar w:top="1296" w:right="1440" w:bottom="1296" w:left="1440" w:header="720" w:footer="720" w:gutter="0"/>
+      <w:footerReference w:type="default" r:id="rId14"/>
+      <w:pgSz w:w="11906" w:h="16838"/>
+      <w:pgMar w:top="1020" w:right="1134" w:bottom="1020" w:left="1134" w:header="720" w:footer="720" w:gutter="0"/>
       <w:cols w:space="720"/>
       <w:docGrid w:linePitch="360"/>
     </w:sectPr>
   </w:body>
 </w:document>
+</file>
+
+<file path=word/footer1.xml><?xml version="1.0" encoding="utf-8"?>
+<w:ftr xmlns:m="http://schemas.openxmlformats.org/officeDocument/2006/math" xmlns:mc="http://schemas.openxmlformats.org/markup-compatibility/2006" xmlns:mo="http://schemas.microsoft.com/office/mac/office/2008/main" xmlns:mv="urn:schemas-microsoft-com:mac:vml" xmlns:o="urn:schemas-microsoft-com:office:office" xmlns:r="http://schemas.openxmlformats.org/officeDocument/2006/relationships" xmlns:v="urn:schemas-microsoft-com:vml" xmlns:w10="urn:schemas-microsoft-com:office:word" xmlns:w14="http://schemas.microsoft.com/office/word/2010/wordml" xmlns:w="http://schemas.openxmlformats.org/wordprocessingml/2006/main" xmlns:wne="http://schemas.microsoft.com/office/word/2006/wordml" xmlns:wp14="http://schemas.microsoft.com/office/word/2010/wordprocessingDrawing" xmlns:wp="http://schemas.openxmlformats.org/drawingml/2006/wordprocessingDrawing" xmlns:wpc="http://schemas.microsoft.com/office/word/2010/wordprocessingCanvas" xmlns:wpg="http://schemas.microsoft.com/office/word/2010/wordprocessingGroup" xmlns:wpi="http://schemas.microsoft.com/office/word/2010/wordprocessingInk" xmlns:wps="http://schemas.microsoft.com/office/word/2010/wordprocessingShape" mc:Ignorable="w14 wp14">
+  <w:p>
+    <w:pPr>
+      <w:pStyle w:val="Footer"/>
+      <w:jc w:val="right"/>
+    </w:pPr>
+    <w:fldSimple w:instr="PAGE"/>
+  </w:p>
+</w:ftr>
 </file>
 
 <file path=word/numbering.xml><?xml version="1.0" encoding="utf-8"?>
@@ -794,7 +595,7 @@
   <w:docDefaults>
     <w:rPrDefault>
       <w:rPr>
-        <w:rFonts w:asciiTheme="minorHAnsi" w:eastAsiaTheme="minorEastAsia" w:hAnsiTheme="minorHAnsi" w:cstheme="minorBidi"/>
+        <w:rFonts/>
         <w:sz w:val="22"/>
         <w:szCs w:val="22"/>
         <w:lang w:val="en-US" w:eastAsia="en-US" w:bidi="ar-SA"/>
@@ -949,6 +750,15 @@
     <w:name w:val="Normal"/>
     <w:qFormat/>
     <w:rsid w:val="00FC693F"/>
+    <w:pPr>
+      <w:spacing w:after="120" w:line="259" w:lineRule="auto"/>
+    </w:pPr>
+    <w:rPr>
+      <w:rFonts w:ascii="Times New Roman" w:hAnsi="Times New Roman"/>
+      <w:color w:val="000000"/>
+      <w:sz w:val="24"/>
+      <w:lang w:val="ky-KG"/>
+    </w:rPr>
   </w:style>
   <w:style w:type="paragraph" w:styleId="Header">
     <w:name w:val="header"/>
@@ -1005,16 +815,17 @@
     <w:pPr>
       <w:keepNext/>
       <w:keepLines/>
-      <w:spacing w:before="480" w:after="0"/>
+      <w:spacing w:before="480" w:after="120" w:line="259" w:lineRule="auto"/>
       <w:outlineLvl w:val="0"/>
     </w:pPr>
     <w:rPr>
-      <w:rFonts w:asciiTheme="majorHAnsi" w:eastAsiaTheme="majorEastAsia" w:hAnsiTheme="majorHAnsi" w:cstheme="majorBidi"/>
+      <w:rFonts w:ascii="Times New Roman" w:hAnsi="Times New Roman"/>
       <w:b/>
       <w:bCs/>
-      <w:color w:val="365F91" w:themeColor="accent1" w:themeShade="BF"/>
-      <w:sz w:val="28"/>
+      <w:color w:val="000000"/>
+      <w:sz w:val="26"/>
       <w:szCs w:val="28"/>
+      <w:lang w:val="ky-KG"/>
     </w:rPr>
   </w:style>
   <w:style w:type="paragraph" w:styleId="Heading2">
@@ -1029,16 +840,17 @@
     <w:pPr>
       <w:keepNext/>
       <w:keepLines/>
-      <w:spacing w:before="200" w:after="0"/>
+      <w:spacing w:before="200" w:after="120" w:line="259" w:lineRule="auto"/>
       <w:outlineLvl w:val="1"/>
     </w:pPr>
     <w:rPr>
-      <w:rFonts w:asciiTheme="majorHAnsi" w:eastAsiaTheme="majorEastAsia" w:hAnsiTheme="majorHAnsi" w:cstheme="majorBidi"/>
+      <w:rFonts w:ascii="Times New Roman" w:hAnsi="Times New Roman"/>
       <w:b/>
       <w:bCs/>
-      <w:color w:val="4F81BD" w:themeColor="accent1"/>
+      <w:color w:val="000000"/>
       <w:sz w:val="26"/>
       <w:szCs w:val="26"/>
+      <w:lang w:val="ky-KG"/>
     </w:rPr>
   </w:style>
   <w:style w:type="paragraph" w:styleId="Heading3">
@@ -1057,7 +869,7 @@
       <w:outlineLvl w:val="2"/>
     </w:pPr>
     <w:rPr>
-      <w:rFonts w:asciiTheme="majorHAnsi" w:eastAsiaTheme="majorEastAsia" w:hAnsiTheme="majorHAnsi" w:cstheme="majorBidi"/>
+      <w:rFonts/>
       <w:b/>
       <w:bCs/>
       <w:color w:val="4F81BD" w:themeColor="accent1"/>
@@ -1080,7 +892,7 @@
       <w:outlineLvl w:val="3"/>
     </w:pPr>
     <w:rPr>
-      <w:rFonts w:asciiTheme="majorHAnsi" w:eastAsiaTheme="majorEastAsia" w:hAnsiTheme="majorHAnsi" w:cstheme="majorBidi"/>
+      <w:rFonts/>
       <w:b/>
       <w:bCs/>
       <w:i/>
@@ -1105,7 +917,7 @@
       <w:outlineLvl w:val="4"/>
     </w:pPr>
     <w:rPr>
-      <w:rFonts w:asciiTheme="majorHAnsi" w:eastAsiaTheme="majorEastAsia" w:hAnsiTheme="majorHAnsi" w:cstheme="majorBidi"/>
+      <w:rFonts/>
       <w:color w:val="243F60" w:themeColor="accent1" w:themeShade="7F"/>
     </w:rPr>
   </w:style>
@@ -1126,7 +938,7 @@
       <w:outlineLvl w:val="5"/>
     </w:pPr>
     <w:rPr>
-      <w:rFonts w:asciiTheme="majorHAnsi" w:eastAsiaTheme="majorEastAsia" w:hAnsiTheme="majorHAnsi" w:cstheme="majorBidi"/>
+      <w:rFonts/>
       <w:i/>
       <w:iCs/>
       <w:color w:val="243F60" w:themeColor="accent1" w:themeShade="7F"/>
@@ -1149,7 +961,7 @@
       <w:outlineLvl w:val="6"/>
     </w:pPr>
     <w:rPr>
-      <w:rFonts w:asciiTheme="majorHAnsi" w:eastAsiaTheme="majorEastAsia" w:hAnsiTheme="majorHAnsi" w:cstheme="majorBidi"/>
+      <w:rFonts/>
       <w:i/>
       <w:iCs/>
       <w:color w:val="404040" w:themeColor="text1" w:themeTint="BF"/>
@@ -1172,7 +984,7 @@
       <w:outlineLvl w:val="7"/>
     </w:pPr>
     <w:rPr>
-      <w:rFonts w:asciiTheme="majorHAnsi" w:eastAsiaTheme="majorEastAsia" w:hAnsiTheme="majorHAnsi" w:cstheme="majorBidi"/>
+      <w:rFonts/>
       <w:color w:val="4F81BD" w:themeColor="accent1"/>
       <w:sz w:val="20"/>
       <w:szCs w:val="20"/>
@@ -1195,7 +1007,7 @@
       <w:outlineLvl w:val="8"/>
     </w:pPr>
     <w:rPr>
-      <w:rFonts w:asciiTheme="majorHAnsi" w:eastAsiaTheme="majorEastAsia" w:hAnsiTheme="majorHAnsi" w:cstheme="majorBidi"/>
+      <w:rFonts/>
       <w:i/>
       <w:iCs/>
       <w:color w:val="404040" w:themeColor="text1" w:themeTint="BF"/>
@@ -1246,7 +1058,7 @@
     <w:uiPriority w:val="9"/>
     <w:rsid w:val="00FC693F"/>
     <w:rPr>
-      <w:rFonts w:asciiTheme="majorHAnsi" w:eastAsiaTheme="majorEastAsia" w:hAnsiTheme="majorHAnsi" w:cstheme="majorBidi"/>
+      <w:rFonts/>
       <w:b/>
       <w:bCs/>
       <w:color w:val="365F91" w:themeColor="accent1" w:themeShade="BF"/>
@@ -1261,7 +1073,7 @@
     <w:uiPriority w:val="9"/>
     <w:rsid w:val="00FC693F"/>
     <w:rPr>
-      <w:rFonts w:asciiTheme="majorHAnsi" w:eastAsiaTheme="majorEastAsia" w:hAnsiTheme="majorHAnsi" w:cstheme="majorBidi"/>
+      <w:rFonts/>
       <w:b/>
       <w:bCs/>
       <w:color w:val="4F81BD" w:themeColor="accent1"/>
@@ -1276,7 +1088,7 @@
     <w:uiPriority w:val="9"/>
     <w:rsid w:val="00FC693F"/>
     <w:rPr>
-      <w:rFonts w:asciiTheme="majorHAnsi" w:eastAsiaTheme="majorEastAsia" w:hAnsiTheme="majorHAnsi" w:cstheme="majorBidi"/>
+      <w:rFonts/>
       <w:b/>
       <w:bCs/>
       <w:color w:val="4F81BD" w:themeColor="accent1"/>
@@ -1291,19 +1103,17 @@
     <w:qFormat/>
     <w:rsid w:val="00FC693F"/>
     <w:pPr>
-      <w:pBdr>
-        <w:bottom w:val="single" w:sz="8" w:space="4" w:color="4F81BD" w:themeColor="accent1"/>
-      </w:pBdr>
-      <w:spacing w:after="300" w:line="240" w:lineRule="auto"/>
+      <w:spacing w:after="120" w:line="259" w:lineRule="auto"/>
       <w:contextualSpacing/>
     </w:pPr>
     <w:rPr>
-      <w:rFonts w:asciiTheme="majorHAnsi" w:eastAsiaTheme="majorEastAsia" w:hAnsiTheme="majorHAnsi" w:cstheme="majorBidi"/>
-      <w:color w:val="17365D" w:themeColor="text2" w:themeShade="BF"/>
+      <w:rFonts w:ascii="Times New Roman" w:hAnsi="Times New Roman"/>
+      <w:color w:val="000000"/>
       <w:spacing w:val="5"/>
       <w:kern w:val="28"/>
-      <w:sz w:val="52"/>
+      <w:sz w:val="40"/>
       <w:szCs w:val="52"/>
+      <w:lang w:val="ky-KG"/>
     </w:rPr>
   </w:style>
   <w:style w:type="character" w:customStyle="1" w:styleId="TitleChar">
@@ -1313,7 +1123,7 @@
     <w:uiPriority w:val="10"/>
     <w:rsid w:val="00FC693F"/>
     <w:rPr>
-      <w:rFonts w:asciiTheme="majorHAnsi" w:eastAsiaTheme="majorEastAsia" w:hAnsiTheme="majorHAnsi" w:cstheme="majorBidi"/>
+      <w:rFonts/>
       <w:color w:val="17365D" w:themeColor="text2" w:themeShade="BF"/>
       <w:spacing w:val="5"/>
       <w:kern w:val="28"/>
@@ -1335,7 +1145,7 @@
       </w:numPr>
     </w:pPr>
     <w:rPr>
-      <w:rFonts w:asciiTheme="majorHAnsi" w:eastAsiaTheme="majorEastAsia" w:hAnsiTheme="majorHAnsi" w:cstheme="majorBidi"/>
+      <w:rFonts/>
       <w:i/>
       <w:iCs/>
       <w:color w:val="4F81BD" w:themeColor="accent1"/>
@@ -1351,7 +1161,7 @@
     <w:uiPriority w:val="11"/>
     <w:rsid w:val="00FC693F"/>
     <w:rPr>
-      <w:rFonts w:asciiTheme="majorHAnsi" w:eastAsiaTheme="majorEastAsia" w:hAnsiTheme="majorHAnsi" w:cstheme="majorBidi"/>
+      <w:rFonts/>
       <w:i/>
       <w:iCs/>
       <w:color w:val="4F81BD" w:themeColor="accent1"/>
@@ -1476,8 +1286,15 @@
       <w:numPr>
         <w:numId w:val="1"/>
       </w:numPr>
+      <w:spacing w:after="120" w:line="259" w:lineRule="auto"/>
       <w:contextualSpacing/>
     </w:pPr>
+    <w:rPr>
+      <w:rFonts w:ascii="Times New Roman" w:hAnsi="Times New Roman"/>
+      <w:color w:val="000000"/>
+      <w:sz w:val="24"/>
+      <w:lang w:val="ky-KG"/>
+    </w:rPr>
   </w:style>
   <w:style w:type="paragraph" w:styleId="ListBullet2">
     <w:name w:val="List Bullet 2"/>
@@ -1649,7 +1466,7 @@
     <w:semiHidden/>
     <w:rsid w:val="00FC693F"/>
     <w:rPr>
-      <w:rFonts w:asciiTheme="majorHAnsi" w:eastAsiaTheme="majorEastAsia" w:hAnsiTheme="majorHAnsi" w:cstheme="majorBidi"/>
+      <w:rFonts/>
       <w:b/>
       <w:bCs/>
       <w:i/>
@@ -1665,7 +1482,7 @@
     <w:semiHidden/>
     <w:rsid w:val="00FC693F"/>
     <w:rPr>
-      <w:rFonts w:asciiTheme="majorHAnsi" w:eastAsiaTheme="majorEastAsia" w:hAnsiTheme="majorHAnsi" w:cstheme="majorBidi"/>
+      <w:rFonts/>
       <w:color w:val="243F60" w:themeColor="accent1" w:themeShade="7F"/>
     </w:rPr>
   </w:style>
@@ -1677,7 +1494,7 @@
     <w:semiHidden/>
     <w:rsid w:val="00FC693F"/>
     <w:rPr>
-      <w:rFonts w:asciiTheme="majorHAnsi" w:eastAsiaTheme="majorEastAsia" w:hAnsiTheme="majorHAnsi" w:cstheme="majorBidi"/>
+      <w:rFonts/>
       <w:i/>
       <w:iCs/>
       <w:color w:val="243F60" w:themeColor="accent1" w:themeShade="7F"/>
@@ -1691,7 +1508,7 @@
     <w:semiHidden/>
     <w:rsid w:val="00FC693F"/>
     <w:rPr>
-      <w:rFonts w:asciiTheme="majorHAnsi" w:eastAsiaTheme="majorEastAsia" w:hAnsiTheme="majorHAnsi" w:cstheme="majorBidi"/>
+      <w:rFonts/>
       <w:i/>
       <w:iCs/>
       <w:color w:val="404040" w:themeColor="text1" w:themeTint="BF"/>
@@ -1705,7 +1522,7 @@
     <w:semiHidden/>
     <w:rsid w:val="00FC693F"/>
     <w:rPr>
-      <w:rFonts w:asciiTheme="majorHAnsi" w:eastAsiaTheme="majorEastAsia" w:hAnsiTheme="majorHAnsi" w:cstheme="majorBidi"/>
+      <w:rFonts/>
       <w:color w:val="4F81BD" w:themeColor="accent1"/>
       <w:sz w:val="20"/>
       <w:szCs w:val="20"/>
@@ -1719,7 +1536,7 @@
     <w:semiHidden/>
     <w:rsid w:val="00FC693F"/>
     <w:rPr>
-      <w:rFonts w:asciiTheme="majorHAnsi" w:eastAsiaTheme="majorEastAsia" w:hAnsiTheme="majorHAnsi" w:cstheme="majorBidi"/>
+      <w:rFonts/>
       <w:i/>
       <w:iCs/>
       <w:color w:val="404040" w:themeColor="text1" w:themeTint="BF"/>
@@ -1778,9 +1595,6 @@
     <w:qFormat/>
     <w:rsid w:val="00FC693F"/>
     <w:pPr>
-      <w:pBdr>
-        <w:bottom w:val="single" w:sz="4" w:space="4" w:color="4F81BD" w:themeColor="accent1"/>
-      </w:pBdr>
       <w:spacing w:before="200" w:after="280"/>
       <w:ind w:left="936" w:right="936"/>
     </w:pPr>
@@ -3308,7 +3122,7 @@
         <w:spacing w:before="0" w:after="0" w:line="240" w:lineRule="auto"/>
       </w:pPr>
       <w:rPr>
-        <w:rFonts w:asciiTheme="majorHAnsi" w:eastAsiaTheme="majorEastAsia" w:hAnsiTheme="majorHAnsi" w:cstheme="majorBidi"/>
+        <w:rFonts/>
         <w:b/>
         <w:bCs/>
       </w:rPr>
@@ -3329,7 +3143,7 @@
         <w:spacing w:before="0" w:after="0" w:line="240" w:lineRule="auto"/>
       </w:pPr>
       <w:rPr>
-        <w:rFonts w:asciiTheme="majorHAnsi" w:eastAsiaTheme="majorEastAsia" w:hAnsiTheme="majorHAnsi" w:cstheme="majorBidi"/>
+        <w:rFonts/>
         <w:b/>
         <w:bCs/>
       </w:rPr>
@@ -3347,14 +3161,14 @@
     </w:tblStylePr>
     <w:tblStylePr w:type="firstCol">
       <w:rPr>
-        <w:rFonts w:asciiTheme="majorHAnsi" w:eastAsiaTheme="majorEastAsia" w:hAnsiTheme="majorHAnsi" w:cstheme="majorBidi"/>
+        <w:rFonts/>
         <w:b/>
         <w:bCs/>
       </w:rPr>
     </w:tblStylePr>
     <w:tblStylePr w:type="lastCol">
       <w:rPr>
-        <w:rFonts w:asciiTheme="majorHAnsi" w:eastAsiaTheme="majorEastAsia" w:hAnsiTheme="majorHAnsi" w:cstheme="majorBidi"/>
+        <w:rFonts/>
         <w:b/>
         <w:bCs/>
       </w:rPr>
@@ -3438,7 +3252,7 @@
         <w:spacing w:before="0" w:after="0" w:line="240" w:lineRule="auto"/>
       </w:pPr>
       <w:rPr>
-        <w:rFonts w:asciiTheme="majorHAnsi" w:eastAsiaTheme="majorEastAsia" w:hAnsiTheme="majorHAnsi" w:cstheme="majorBidi"/>
+        <w:rFonts/>
         <w:b/>
         <w:bCs/>
       </w:rPr>
@@ -3459,7 +3273,7 @@
         <w:spacing w:before="0" w:after="0" w:line="240" w:lineRule="auto"/>
       </w:pPr>
       <w:rPr>
-        <w:rFonts w:asciiTheme="majorHAnsi" w:eastAsiaTheme="majorEastAsia" w:hAnsiTheme="majorHAnsi" w:cstheme="majorBidi"/>
+        <w:rFonts/>
         <w:b/>
         <w:bCs/>
       </w:rPr>
@@ -3477,14 +3291,14 @@
     </w:tblStylePr>
     <w:tblStylePr w:type="firstCol">
       <w:rPr>
-        <w:rFonts w:asciiTheme="majorHAnsi" w:eastAsiaTheme="majorEastAsia" w:hAnsiTheme="majorHAnsi" w:cstheme="majorBidi"/>
+        <w:rFonts/>
         <w:b/>
         <w:bCs/>
       </w:rPr>
     </w:tblStylePr>
     <w:tblStylePr w:type="lastCol">
       <w:rPr>
-        <w:rFonts w:asciiTheme="majorHAnsi" w:eastAsiaTheme="majorEastAsia" w:hAnsiTheme="majorHAnsi" w:cstheme="majorBidi"/>
+        <w:rFonts/>
         <w:b/>
         <w:bCs/>
       </w:rPr>
@@ -3568,7 +3382,7 @@
         <w:spacing w:before="0" w:after="0" w:line="240" w:lineRule="auto"/>
       </w:pPr>
       <w:rPr>
-        <w:rFonts w:asciiTheme="majorHAnsi" w:eastAsiaTheme="majorEastAsia" w:hAnsiTheme="majorHAnsi" w:cstheme="majorBidi"/>
+        <w:rFonts/>
         <w:b/>
         <w:bCs/>
       </w:rPr>
@@ -3589,7 +3403,7 @@
         <w:spacing w:before="0" w:after="0" w:line="240" w:lineRule="auto"/>
       </w:pPr>
       <w:rPr>
-        <w:rFonts w:asciiTheme="majorHAnsi" w:eastAsiaTheme="majorEastAsia" w:hAnsiTheme="majorHAnsi" w:cstheme="majorBidi"/>
+        <w:rFonts/>
         <w:b/>
         <w:bCs/>
       </w:rPr>
@@ -3607,14 +3421,14 @@
     </w:tblStylePr>
     <w:tblStylePr w:type="firstCol">
       <w:rPr>
-        <w:rFonts w:asciiTheme="majorHAnsi" w:eastAsiaTheme="majorEastAsia" w:hAnsiTheme="majorHAnsi" w:cstheme="majorBidi"/>
+        <w:rFonts/>
         <w:b/>
         <w:bCs/>
       </w:rPr>
     </w:tblStylePr>
     <w:tblStylePr w:type="lastCol">
       <w:rPr>
-        <w:rFonts w:asciiTheme="majorHAnsi" w:eastAsiaTheme="majorEastAsia" w:hAnsiTheme="majorHAnsi" w:cstheme="majorBidi"/>
+        <w:rFonts/>
         <w:b/>
         <w:bCs/>
       </w:rPr>
@@ -3698,7 +3512,7 @@
         <w:spacing w:before="0" w:after="0" w:line="240" w:lineRule="auto"/>
       </w:pPr>
       <w:rPr>
-        <w:rFonts w:asciiTheme="majorHAnsi" w:eastAsiaTheme="majorEastAsia" w:hAnsiTheme="majorHAnsi" w:cstheme="majorBidi"/>
+        <w:rFonts/>
         <w:b/>
         <w:bCs/>
       </w:rPr>
@@ -3719,7 +3533,7 @@
         <w:spacing w:before="0" w:after="0" w:line="240" w:lineRule="auto"/>
       </w:pPr>
       <w:rPr>
-        <w:rFonts w:asciiTheme="majorHAnsi" w:eastAsiaTheme="majorEastAsia" w:hAnsiTheme="majorHAnsi" w:cstheme="majorBidi"/>
+        <w:rFonts/>
         <w:b/>
         <w:bCs/>
       </w:rPr>
@@ -3737,14 +3551,14 @@
     </w:tblStylePr>
     <w:tblStylePr w:type="firstCol">
       <w:rPr>
-        <w:rFonts w:asciiTheme="majorHAnsi" w:eastAsiaTheme="majorEastAsia" w:hAnsiTheme="majorHAnsi" w:cstheme="majorBidi"/>
+        <w:rFonts/>
         <w:b/>
         <w:bCs/>
       </w:rPr>
     </w:tblStylePr>
     <w:tblStylePr w:type="lastCol">
       <w:rPr>
-        <w:rFonts w:asciiTheme="majorHAnsi" w:eastAsiaTheme="majorEastAsia" w:hAnsiTheme="majorHAnsi" w:cstheme="majorBidi"/>
+        <w:rFonts/>
         <w:b/>
         <w:bCs/>
       </w:rPr>
@@ -3828,7 +3642,7 @@
         <w:spacing w:before="0" w:after="0" w:line="240" w:lineRule="auto"/>
       </w:pPr>
       <w:rPr>
-        <w:rFonts w:asciiTheme="majorHAnsi" w:eastAsiaTheme="majorEastAsia" w:hAnsiTheme="majorHAnsi" w:cstheme="majorBidi"/>
+        <w:rFonts/>
         <w:b/>
         <w:bCs/>
       </w:rPr>
@@ -3849,7 +3663,7 @@
         <w:spacing w:before="0" w:after="0" w:line="240" w:lineRule="auto"/>
       </w:pPr>
       <w:rPr>
-        <w:rFonts w:asciiTheme="majorHAnsi" w:eastAsiaTheme="majorEastAsia" w:hAnsiTheme="majorHAnsi" w:cstheme="majorBidi"/>
+        <w:rFonts/>
         <w:b/>
         <w:bCs/>
       </w:rPr>
@@ -3867,14 +3681,14 @@
     </w:tblStylePr>
     <w:tblStylePr w:type="firstCol">
       <w:rPr>
-        <w:rFonts w:asciiTheme="majorHAnsi" w:eastAsiaTheme="majorEastAsia" w:hAnsiTheme="majorHAnsi" w:cstheme="majorBidi"/>
+        <w:rFonts/>
         <w:b/>
         <w:bCs/>
       </w:rPr>
     </w:tblStylePr>
     <w:tblStylePr w:type="lastCol">
       <w:rPr>
-        <w:rFonts w:asciiTheme="majorHAnsi" w:eastAsiaTheme="majorEastAsia" w:hAnsiTheme="majorHAnsi" w:cstheme="majorBidi"/>
+        <w:rFonts/>
         <w:b/>
         <w:bCs/>
       </w:rPr>
@@ -3958,7 +3772,7 @@
         <w:spacing w:before="0" w:after="0" w:line="240" w:lineRule="auto"/>
       </w:pPr>
       <w:rPr>
-        <w:rFonts w:asciiTheme="majorHAnsi" w:eastAsiaTheme="majorEastAsia" w:hAnsiTheme="majorHAnsi" w:cstheme="majorBidi"/>
+        <w:rFonts/>
         <w:b/>
         <w:bCs/>
       </w:rPr>
@@ -3979,7 +3793,7 @@
         <w:spacing w:before="0" w:after="0" w:line="240" w:lineRule="auto"/>
       </w:pPr>
       <w:rPr>
-        <w:rFonts w:asciiTheme="majorHAnsi" w:eastAsiaTheme="majorEastAsia" w:hAnsiTheme="majorHAnsi" w:cstheme="majorBidi"/>
+        <w:rFonts/>
         <w:b/>
         <w:bCs/>
       </w:rPr>
@@ -3997,14 +3811,14 @@
     </w:tblStylePr>
     <w:tblStylePr w:type="firstCol">
       <w:rPr>
-        <w:rFonts w:asciiTheme="majorHAnsi" w:eastAsiaTheme="majorEastAsia" w:hAnsiTheme="majorHAnsi" w:cstheme="majorBidi"/>
+        <w:rFonts/>
         <w:b/>
         <w:bCs/>
       </w:rPr>
     </w:tblStylePr>
     <w:tblStylePr w:type="lastCol">
       <w:rPr>
-        <w:rFonts w:asciiTheme="majorHAnsi" w:eastAsiaTheme="majorEastAsia" w:hAnsiTheme="majorHAnsi" w:cstheme="majorBidi"/>
+        <w:rFonts/>
         <w:b/>
         <w:bCs/>
       </w:rPr>
@@ -4088,7 +3902,7 @@
         <w:spacing w:before="0" w:after="0" w:line="240" w:lineRule="auto"/>
       </w:pPr>
       <w:rPr>
-        <w:rFonts w:asciiTheme="majorHAnsi" w:eastAsiaTheme="majorEastAsia" w:hAnsiTheme="majorHAnsi" w:cstheme="majorBidi"/>
+        <w:rFonts/>
         <w:b/>
         <w:bCs/>
       </w:rPr>
@@ -4109,7 +3923,7 @@
         <w:spacing w:before="0" w:after="0" w:line="240" w:lineRule="auto"/>
       </w:pPr>
       <w:rPr>
-        <w:rFonts w:asciiTheme="majorHAnsi" w:eastAsiaTheme="majorEastAsia" w:hAnsiTheme="majorHAnsi" w:cstheme="majorBidi"/>
+        <w:rFonts/>
         <w:b/>
         <w:bCs/>
       </w:rPr>
@@ -4127,14 +3941,14 @@
     </w:tblStylePr>
     <w:tblStylePr w:type="firstCol">
       <w:rPr>
-        <w:rFonts w:asciiTheme="majorHAnsi" w:eastAsiaTheme="majorEastAsia" w:hAnsiTheme="majorHAnsi" w:cstheme="majorBidi"/>
+        <w:rFonts/>
         <w:b/>
         <w:bCs/>
       </w:rPr>
     </w:tblStylePr>
     <w:tblStylePr w:type="lastCol">
       <w:rPr>
-        <w:rFonts w:asciiTheme="majorHAnsi" w:eastAsiaTheme="majorEastAsia" w:hAnsiTheme="majorHAnsi" w:cstheme="majorBidi"/>
+        <w:rFonts/>
         <w:b/>
         <w:bCs/>
       </w:rPr>
@@ -5999,7 +5813,7 @@
     </w:tblPr>
     <w:tblStylePr w:type="firstRow">
       <w:rPr>
-        <w:rFonts w:asciiTheme="majorHAnsi" w:eastAsiaTheme="majorEastAsia" w:hAnsiTheme="majorHAnsi" w:cstheme="majorBidi"/>
+        <w:rFonts/>
       </w:rPr>
       <w:tblPr/>
       <w:tcPr>
@@ -6083,7 +5897,7 @@
     </w:tblPr>
     <w:tblStylePr w:type="firstRow">
       <w:rPr>
-        <w:rFonts w:asciiTheme="majorHAnsi" w:eastAsiaTheme="majorEastAsia" w:hAnsiTheme="majorHAnsi" w:cstheme="majorBidi"/>
+        <w:rFonts/>
       </w:rPr>
       <w:tblPr/>
       <w:tcPr>
@@ -6167,7 +5981,7 @@
     </w:tblPr>
     <w:tblStylePr w:type="firstRow">
       <w:rPr>
-        <w:rFonts w:asciiTheme="majorHAnsi" w:eastAsiaTheme="majorEastAsia" w:hAnsiTheme="majorHAnsi" w:cstheme="majorBidi"/>
+        <w:rFonts/>
       </w:rPr>
       <w:tblPr/>
       <w:tcPr>
@@ -6251,7 +6065,7 @@
     </w:tblPr>
     <w:tblStylePr w:type="firstRow">
       <w:rPr>
-        <w:rFonts w:asciiTheme="majorHAnsi" w:eastAsiaTheme="majorEastAsia" w:hAnsiTheme="majorHAnsi" w:cstheme="majorBidi"/>
+        <w:rFonts/>
       </w:rPr>
       <w:tblPr/>
       <w:tcPr>
@@ -6335,7 +6149,7 @@
     </w:tblPr>
     <w:tblStylePr w:type="firstRow">
       <w:rPr>
-        <w:rFonts w:asciiTheme="majorHAnsi" w:eastAsiaTheme="majorEastAsia" w:hAnsiTheme="majorHAnsi" w:cstheme="majorBidi"/>
+        <w:rFonts/>
       </w:rPr>
       <w:tblPr/>
       <w:tcPr>
@@ -6419,7 +6233,7 @@
     </w:tblPr>
     <w:tblStylePr w:type="firstRow">
       <w:rPr>
-        <w:rFonts w:asciiTheme="majorHAnsi" w:eastAsiaTheme="majorEastAsia" w:hAnsiTheme="majorHAnsi" w:cstheme="majorBidi"/>
+        <w:rFonts/>
       </w:rPr>
       <w:tblPr/>
       <w:tcPr>
@@ -6503,7 +6317,7 @@
     </w:tblPr>
     <w:tblStylePr w:type="firstRow">
       <w:rPr>
-        <w:rFonts w:asciiTheme="majorHAnsi" w:eastAsiaTheme="majorEastAsia" w:hAnsiTheme="majorHAnsi" w:cstheme="majorBidi"/>
+        <w:rFonts/>
       </w:rPr>
       <w:tblPr/>
       <w:tcPr>
@@ -6568,7 +6382,7 @@
       <w:spacing w:after="0" w:line="240" w:lineRule="auto"/>
     </w:pPr>
     <w:rPr>
-      <w:rFonts w:asciiTheme="majorHAnsi" w:eastAsiaTheme="majorEastAsia" w:hAnsiTheme="majorHAnsi" w:cstheme="majorBidi"/>
+      <w:rFonts/>
       <w:color w:val="000000" w:themeColor="text1"/>
     </w:rPr>
     <w:tblPr>
@@ -6696,7 +6510,7 @@
       <w:spacing w:after="0" w:line="240" w:lineRule="auto"/>
     </w:pPr>
     <w:rPr>
-      <w:rFonts w:asciiTheme="majorHAnsi" w:eastAsiaTheme="majorEastAsia" w:hAnsiTheme="majorHAnsi" w:cstheme="majorBidi"/>
+      <w:rFonts/>
       <w:color w:val="000000" w:themeColor="text1"/>
     </w:rPr>
     <w:tblPr>
@@ -6824,7 +6638,7 @@
       <w:spacing w:after="0" w:line="240" w:lineRule="auto"/>
     </w:pPr>
     <w:rPr>
-      <w:rFonts w:asciiTheme="majorHAnsi" w:eastAsiaTheme="majorEastAsia" w:hAnsiTheme="majorHAnsi" w:cstheme="majorBidi"/>
+      <w:rFonts/>
       <w:color w:val="000000" w:themeColor="text1"/>
     </w:rPr>
     <w:tblPr>
@@ -6952,7 +6766,7 @@
       <w:spacing w:after="0" w:line="240" w:lineRule="auto"/>
     </w:pPr>
     <w:rPr>
-      <w:rFonts w:asciiTheme="majorHAnsi" w:eastAsiaTheme="majorEastAsia" w:hAnsiTheme="majorHAnsi" w:cstheme="majorBidi"/>
+      <w:rFonts/>
       <w:color w:val="000000" w:themeColor="text1"/>
     </w:rPr>
     <w:tblPr>
@@ -7080,7 +6894,7 @@
       <w:spacing w:after="0" w:line="240" w:lineRule="auto"/>
     </w:pPr>
     <w:rPr>
-      <w:rFonts w:asciiTheme="majorHAnsi" w:eastAsiaTheme="majorEastAsia" w:hAnsiTheme="majorHAnsi" w:cstheme="majorBidi"/>
+      <w:rFonts/>
       <w:color w:val="000000" w:themeColor="text1"/>
     </w:rPr>
     <w:tblPr>
@@ -7208,7 +7022,7 @@
       <w:spacing w:after="0" w:line="240" w:lineRule="auto"/>
     </w:pPr>
     <w:rPr>
-      <w:rFonts w:asciiTheme="majorHAnsi" w:eastAsiaTheme="majorEastAsia" w:hAnsiTheme="majorHAnsi" w:cstheme="majorBidi"/>
+      <w:rFonts/>
       <w:color w:val="000000" w:themeColor="text1"/>
     </w:rPr>
     <w:tblPr>
@@ -7336,7 +7150,7 @@
       <w:spacing w:after="0" w:line="240" w:lineRule="auto"/>
     </w:pPr>
     <w:rPr>
-      <w:rFonts w:asciiTheme="majorHAnsi" w:eastAsiaTheme="majorEastAsia" w:hAnsiTheme="majorHAnsi" w:cstheme="majorBidi"/>
+      <w:rFonts/>
       <w:color w:val="000000" w:themeColor="text1"/>
     </w:rPr>
     <w:tblPr>
@@ -7975,7 +7789,7 @@
       <w:spacing w:after="0" w:line="240" w:lineRule="auto"/>
     </w:pPr>
     <w:rPr>
-      <w:rFonts w:asciiTheme="majorHAnsi" w:eastAsiaTheme="majorEastAsia" w:hAnsiTheme="majorHAnsi" w:cstheme="majorBidi"/>
+      <w:rFonts/>
       <w:color w:val="000000" w:themeColor="text1"/>
     </w:rPr>
     <w:tblPr>
@@ -8100,7 +7914,7 @@
       <w:spacing w:after="0" w:line="240" w:lineRule="auto"/>
     </w:pPr>
     <w:rPr>
-      <w:rFonts w:asciiTheme="majorHAnsi" w:eastAsiaTheme="majorEastAsia" w:hAnsiTheme="majorHAnsi" w:cstheme="majorBidi"/>
+      <w:rFonts/>
       <w:color w:val="000000" w:themeColor="text1"/>
     </w:rPr>
     <w:tblPr>
@@ -8225,7 +8039,7 @@
       <w:spacing w:after="0" w:line="240" w:lineRule="auto"/>
     </w:pPr>
     <w:rPr>
-      <w:rFonts w:asciiTheme="majorHAnsi" w:eastAsiaTheme="majorEastAsia" w:hAnsiTheme="majorHAnsi" w:cstheme="majorBidi"/>
+      <w:rFonts/>
       <w:color w:val="000000" w:themeColor="text1"/>
     </w:rPr>
     <w:tblPr>
@@ -8350,7 +8164,7 @@
       <w:spacing w:after="0" w:line="240" w:lineRule="auto"/>
     </w:pPr>
     <w:rPr>
-      <w:rFonts w:asciiTheme="majorHAnsi" w:eastAsiaTheme="majorEastAsia" w:hAnsiTheme="majorHAnsi" w:cstheme="majorBidi"/>
+      <w:rFonts/>
       <w:color w:val="000000" w:themeColor="text1"/>
     </w:rPr>
     <w:tblPr>
@@ -8475,7 +8289,7 @@
       <w:spacing w:after="0" w:line="240" w:lineRule="auto"/>
     </w:pPr>
     <w:rPr>
-      <w:rFonts w:asciiTheme="majorHAnsi" w:eastAsiaTheme="majorEastAsia" w:hAnsiTheme="majorHAnsi" w:cstheme="majorBidi"/>
+      <w:rFonts/>
       <w:color w:val="000000" w:themeColor="text1"/>
     </w:rPr>
     <w:tblPr>
@@ -8600,7 +8414,7 @@
       <w:spacing w:after="0" w:line="240" w:lineRule="auto"/>
     </w:pPr>
     <w:rPr>
-      <w:rFonts w:asciiTheme="majorHAnsi" w:eastAsiaTheme="majorEastAsia" w:hAnsiTheme="majorHAnsi" w:cstheme="majorBidi"/>
+      <w:rFonts/>
       <w:color w:val="000000" w:themeColor="text1"/>
     </w:rPr>
     <w:tblPr>
@@ -8725,7 +8539,7 @@
       <w:spacing w:after="0" w:line="240" w:lineRule="auto"/>
     </w:pPr>
     <w:rPr>
-      <w:rFonts w:asciiTheme="majorHAnsi" w:eastAsiaTheme="majorEastAsia" w:hAnsiTheme="majorHAnsi" w:cstheme="majorBidi"/>
+      <w:rFonts/>
       <w:color w:val="000000" w:themeColor="text1"/>
     </w:rPr>
     <w:tblPr>
